--- a/ky/discovery-articles/5.7 Дистилляция.docx
+++ b/ky/discovery-articles/5.7 Дистилляция.docx
@@ -4,474 +4,314 @@
   <w:body>
     <w:p>
       <w:pPr>
-        <w:keepNext/>
-        <w:spacing w:before="280" w:after="120"/>
+        <w:pStyle w:val="Title"/>
+        <w:widowControl/>
       </w:pPr>
       <w:r>
-        <w:rPr>
-          <w:rFonts w:ascii="Calibri" w:hAnsi="Calibri" w:eastAsia="Calibri"/>
-          <w:b/>
-          <w:i w:val="0"/>
-          <w:color w:val="004E8C"/>
-          <w:sz w:val="44"/>
-        </w:rPr>
         <w:t>5.7 Дистилляция</w:t>
       </w:r>
     </w:p>
     <w:p>
       <w:pPr>
-        <w:spacing w:after="80"/>
+        <w:keepNext/>
+        <w:widowControl/>
       </w:pPr>
       <w:r>
         <w:rPr>
-          <w:rFonts w:ascii="Calibri" w:hAnsi="Calibri" w:eastAsia="Calibri"/>
-          <w:b w:val="0"/>
-          <w:i/>
-          <w:color w:val="505050"/>
-          <w:sz w:val="22"/>
+          <w:sz w:val="20"/>
         </w:rPr>
         <w:t>5. Физика, химия жана материалдар</w:t>
       </w:r>
     </w:p>
     <w:p>
       <w:pPr>
-        <w:spacing w:after="200"/>
+        <w:keepNext/>
+        <w:widowControl/>
       </w:pPr>
       <w:r>
         <w:rPr>
-          <w:rFonts w:ascii="Calibri" w:hAnsi="Calibri" w:eastAsia="Calibri"/>
-          <w:b w:val="0"/>
-          <w:i/>
-          <w:sz w:val="22"/>
+          <w:sz w:val="20"/>
         </w:rPr>
-        <w:t>Мезгил: Байыркы жана орто кылымдардан берки ыкма; ислам жана Европа дүйнөсүндөгү аламбик салты; XIX кылымдан тартып өнөр жайлык фракциялык колонналар | Негизги өкүлдөр: эллинизм доорундагы жана ислам дүйнөсүндөгү алхимиктер менен дарыгерлер; кийинки өнөр жай химиктери жана мунай инженерлери</w:t>
+        <w:t>Мезгил: байыркы жана орто кылымдагы практика; ислам жана Европа дүйнөсүнүн айдоо казандары; XIX кылымдан өнөр жайлык фракциялык колонналар | Негизги салым кошкондор: эллинисттик жана ислам дүйнөсүнүн алхимиктери менен дарыгерлери; кийин өнөр жай химиктери жана мунай инженерлери</w:t>
       </w:r>
     </w:p>
     <w:p>
       <w:pPr>
-        <w:spacing w:after="160" w:line="276" w:lineRule="auto"/>
+        <w:widowControl/>
       </w:pPr>
       <w:r>
-        <w:rPr>
-          <w:rFonts w:ascii="Calibri" w:hAnsi="Calibri" w:eastAsia="Calibri"/>
-          <w:b w:val="0"/>
-          <w:i w:val="0"/>
-          <w:sz w:val="22"/>
-        </w:rPr>
-        <w:t>Дистилляцияда суюк аралашма ысытылып, андан чыккан буу чогултулат да, кайра суюктукка айланганча муздатылат. Заттар ар башка температурада кайнагандыктан, бул ыкма спирт ичимдиктерин, отунду, таза сууну жана химиялык заттарды бөлүп алууга мүмкүндүк берет.</w:t>
+        <w:t>Дистилляция суюк аралашманы ысытып, буусун чогултат да, муздатып кайра суюктукка айландырат. Ар түрдүү зат ар башка температурада кайнагандыктан, бул ыкма спиртти, отунду, тузсуз сууну жана химиялык заттарды бөлүп алат.</w:t>
       </w:r>
     </w:p>
     <w:p>
       <w:pPr>
-        <w:keepNext/>
-        <w:spacing w:before="240" w:after="120"/>
+        <w:pStyle w:val="Heading1"/>
+        <w:widowControl/>
       </w:pPr>
       <w:r>
-        <w:rPr>
-          <w:rFonts w:ascii="Calibri" w:hAnsi="Calibri" w:eastAsia="Calibri"/>
-          <w:b/>
-          <w:i w:val="0"/>
-          <w:color w:val="004E8C"/>
-          <w:sz w:val="28"/>
-        </w:rPr>
-        <w:t>Негизги фактылар</w:t>
+        <w:t>Негизги маалыматтар</w:t>
       </w:r>
     </w:p>
     <w:p>
       <w:pPr>
         <w:pStyle w:val="ListBullet"/>
+        <w:widowControl/>
       </w:pPr>
       <w:r>
-        <w:rPr>
-          <w:rFonts w:ascii="Calibri" w:hAnsi="Calibri" w:eastAsia="Calibri"/>
-          <w:b w:val="0"/>
-          <w:i w:val="0"/>
-          <w:sz w:val="22"/>
-        </w:rPr>
-        <w:t>Жөнөкөй дистилляторлор менен аламбиктер эллинизм жана ислам дүйнөсүнүн техникалык салттарында кездешет</w:t>
+        <w:t>Жөнөкөй айдоо жабдуулары эллинисттик жана ислам техникалык салттарында кездешет.</w:t>
       </w:r>
     </w:p>
     <w:p>
       <w:pPr>
         <w:pStyle w:val="ListBullet"/>
+        <w:widowControl/>
       </w:pPr>
       <w:r>
-        <w:rPr>
-          <w:rFonts w:ascii="Calibri" w:hAnsi="Calibri" w:eastAsia="Calibri"/>
-          <w:b w:val="0"/>
-          <w:i w:val="0"/>
-          <w:sz w:val="22"/>
-        </w:rPr>
-        <w:t>Күчтүү спирт ичимдиктери, атырлар жана дары-дармектер дистилляциянын алгачкы өнүмдөрү болгон</w:t>
+        <w:t>Күчтүү спирт ичимдиктери, жыпар жыттар жана дарылар алгачкы продуктулары болгон.</w:t>
       </w:r>
     </w:p>
     <w:p>
       <w:pPr>
         <w:pStyle w:val="ListBullet"/>
+        <w:widowControl/>
       </w:pPr>
       <w:r>
-        <w:rPr>
-          <w:rFonts w:ascii="Calibri" w:hAnsi="Calibri" w:eastAsia="Calibri"/>
-          <w:b w:val="0"/>
-          <w:i w:val="0"/>
-          <w:sz w:val="22"/>
-        </w:rPr>
-        <w:t>Фракциялык дистилляция чийки мунайды бензинге, керосинге жана башка бөлүктөргө ажыратат</w:t>
+        <w:t>Фракциялык дистилляция чийки мунайды бензинге, керосинге жана башка бөлүктөргө ажыратат.</w:t>
       </w:r>
     </w:p>
     <w:p>
       <w:pPr>
         <w:pStyle w:val="ListBullet"/>
+        <w:widowControl/>
       </w:pPr>
       <w:r>
-        <w:rPr>
-          <w:rFonts w:ascii="Calibri" w:hAnsi="Calibri" w:eastAsia="Calibri"/>
-          <w:b w:val="0"/>
-          <w:i w:val="0"/>
-          <w:sz w:val="22"/>
-        </w:rPr>
-        <w:t>Деңиз суусун тузсуздандырууда жана лабораторияда заттарды тазалоодо да дистилляция колдонулат</w:t>
+        <w:t>Сууну тузсуздандыруу жана лабораториялык тазалоо да бул ыкманы колдонот.</w:t>
       </w:r>
     </w:p>
     <w:p>
       <w:pPr>
         <w:pStyle w:val="ListBullet"/>
+        <w:widowControl/>
       </w:pPr>
       <w:r>
-        <w:rPr>
-          <w:rFonts w:ascii="Calibri" w:hAnsi="Calibri" w:eastAsia="Calibri"/>
-          <w:b w:val="0"/>
-          <w:i w:val="0"/>
-          <w:sz w:val="22"/>
-        </w:rPr>
-        <w:t>Өнөр жай колонналарында бөлүүнү жакшыртуу үчүн табакчалар же толтургучтар жана кайтарма агым колдонулат</w:t>
+        <w:t>Өнөр жай колонналарында табакчалар, толтургучтар жана суюктуктун кайра агышы бөлүнүүнү жакшыртат.</w:t>
       </w:r>
     </w:p>
     <w:p>
       <w:pPr>
-        <w:keepNext/>
-        <w:spacing w:before="240" w:after="120"/>
+        <w:pStyle w:val="Heading1"/>
+        <w:widowControl/>
       </w:pPr>
       <w:r>
-        <w:rPr>
-          <w:rFonts w:ascii="Calibri" w:hAnsi="Calibri" w:eastAsia="Calibri"/>
-          <w:b/>
-          <w:i w:val="0"/>
-          <w:color w:val="004E8C"/>
-          <w:sz w:val="28"/>
-        </w:rPr>
-        <w:t>Бул эмне</w:t>
+        <w:t>Бул эмне?</w:t>
       </w:r>
     </w:p>
     <w:p>
       <w:pPr>
-        <w:spacing w:after="160" w:line="276" w:lineRule="auto"/>
+        <w:widowControl/>
       </w:pPr>
       <w:r>
-        <w:rPr>
-          <w:rFonts w:ascii="Calibri" w:hAnsi="Calibri" w:eastAsia="Calibri"/>
-          <w:b w:val="0"/>
-          <w:i w:val="0"/>
-          <w:sz w:val="22"/>
-        </w:rPr>
-        <w:t>Дистилляция суюк аралашманын курамдык бөлүктөрүн кайнатуу жана муздатуу аркылуу ажыратат. Кайноо температурасы төмөн зат адатта бууга оңой өтөт. Дистиллятор бууну конденсаторго — аны кайра суюктукка айланткан муздак түтүккө же камерага — багыттайт. Бул чайнектен чыккан буунун муздак терезеге тийип, суу тамчысына айланышына окшош. Фракциялык дистилляция деп аталган процессти көп ирет кайталоо заттарды кыйла таза бөлүп алууга мүмкүндүк берет.</w:t>
+        <w:t>Дистилляция суюк аралашманын бөлүктөрүн кайнатуу жана муздатуу менен ажыратат. Кайноо температурасы төмөн бөлүк адатта бууга оңой өтөт. Жабдык бууну конденсаторго — кайра суюктук кылган муздак түтүккө же камерага — жеткирет. Бул чайнектин буусу муздак терезеде тамчыга айланганына окшош. Процессти кайталаган фракциялык дистилляция тазараак бөлүнүүнү берет.</w:t>
       </w:r>
     </w:p>
     <w:p>
       <w:pPr>
-        <w:keepNext/>
-        <w:spacing w:before="240" w:after="120"/>
+        <w:pStyle w:val="Heading1"/>
+        <w:widowControl/>
       </w:pPr>
       <w:r>
-        <w:rPr>
-          <w:rFonts w:ascii="Calibri" w:hAnsi="Calibri" w:eastAsia="Calibri"/>
-          <w:b/>
-          <w:i w:val="0"/>
-          <w:color w:val="004E8C"/>
-          <w:sz w:val="28"/>
-        </w:rPr>
-        <w:t>Аны ким ачкан же ойлоп тапкан</w:t>
+        <w:t xml:space="preserve">Ким ойлоп тапкан</w:t>
       </w:r>
     </w:p>
     <w:p>
       <w:pPr>
-        <w:spacing w:after="160" w:line="276" w:lineRule="auto"/>
+        <w:widowControl/>
       </w:pPr>
       <w:r>
-        <w:rPr>
-          <w:rFonts w:ascii="Calibri" w:hAnsi="Calibri" w:eastAsia="Calibri"/>
-          <w:b w:val="0"/>
-          <w:i w:val="0"/>
-          <w:sz w:val="22"/>
-        </w:rPr>
-        <w:t>Дистилляцияны бир эле адам ойлоп тапкан эмес. Эллинизм дүйнөсүндөгү усталар алгачкы аппараттарды колдонушкан, ал эми орто кылымдагы ислам дүйнөсүнүн окумуштуулары менен кол өнөрчүлөрү атыр жана дары даярдоочу аламбиктерди өркүндөтүшкөн. Кийин европалык дарыканачылар менен химиктер бул ыкманы андан ары өнүктүрүштү. XIX кылымда инженерлер көмүр чайырын, спиртти жана мунайды иштетүү үчүн жабдууларды чоңойтушкан. Бул билимдин көбү практикалык өнөрдөн келип чыккандыктан, жазма булактарда аты калбаган усталардын салымы да чоң.</w:t>
+        <w:t>Дистилляцияны бир адам ойлоп тапкан эмес. Эллинисттик дүйнөнүн усталары алгачкы жабдууларды колдонгон. Орто кылымдагы ислам дүйнөсүнүн окумуштуулары менен усталары жыпар жыт жана дары үчүн айдоо казандарын жакшырткан. Кийин Европанын дары жасоочулары жана химиктери практиканы өнүктүргөн. XIX кылымда инженерлер аны таш көмүр чайырына, спиртке жана мунайга кеңейткен. Көп билим аты жазууларда сакталбаган усталардын ишинен чыккан.</w:t>
       </w:r>
     </w:p>
     <w:p>
       <w:pPr>
-        <w:keepNext/>
-        <w:spacing w:before="240" w:after="120"/>
+        <w:pStyle w:val="Heading1"/>
+        <w:widowControl/>
       </w:pPr>
       <w:r>
-        <w:rPr>
-          <w:rFonts w:ascii="Calibri" w:hAnsi="Calibri" w:eastAsia="Calibri"/>
-          <w:b/>
-          <w:i w:val="0"/>
-          <w:color w:val="004E8C"/>
-          <w:sz w:val="28"/>
-        </w:rPr>
-        <w:t>Качан жана кантип пайда болгон</w:t>
+        <w:t>Качан жана кантип пайда болгон?</w:t>
       </w:r>
     </w:p>
     <w:p>
       <w:pPr>
-        <w:spacing w:after="160" w:line="276" w:lineRule="auto"/>
+        <w:widowControl/>
       </w:pPr>
       <w:r>
-        <w:rPr>
-          <w:rFonts w:ascii="Calibri" w:hAnsi="Calibri" w:eastAsia="Calibri"/>
-          <w:b w:val="0"/>
-          <w:i w:val="0"/>
-          <w:sz w:val="22"/>
-        </w:rPr>
-        <w:t>Кеч антика доорунда эле дистилляция лабораториялык жана кол өнөрчүлүк ыкма катары белгилүү болгон. Ал орто кылымдагы ислам дүйнөсүндө кыйла өнүгүп, андан соң Европадагы медицина менен спирт өндүрүшүнө тараган. Өнөр жай революциясы чоң жана үзгүлтүксүз иштеген дистилляторлорду жаратты. XIX кылымдан тартып мунай иштетүүчү заводдор чийки мунайды керектүү өнүмдөргө бөлүү үчүн бийик ректификациялык колонналарды колдоно баштады. Азыркы лабораториялык айнек жабдуулар да ошол эле жөнөкөй жолду кайталайт: ысытуу, буулантуу, муздатуу жана чогултуу.</w:t>
+        <w:t>Антикалык доордун аягында дистилляция лабораториялык жана кол өнөрчүлүк ыкмасы болгон. Орто кылымдагы ислам дүйнөсүндө жогорку деңгээлге жетип, кийин Европанын медицинасы менен күчтүү ичимдик жасоосуна тараган. Өнөр жай революциясы чоң жана үзгүлтүксүз иштеген казандарды алып келген. XIX кылымдан мунай заводдору чийки затты пайдалуу продуктуларга ажыраткан бийик колонналарды колдонгон. Азыркы лабораториялык айнек жабдык да ошол эле жолду сактайт: ысытуу, буулоо, муздатуу жана чогултуу.</w:t>
       </w:r>
     </w:p>
     <w:p>
       <w:pPr>
-        <w:keepNext/>
-        <w:spacing w:before="240" w:after="120"/>
+        <w:pStyle w:val="Heading1"/>
+        <w:widowControl/>
       </w:pPr>
       <w:r>
-        <w:rPr>
-          <w:rFonts w:ascii="Calibri" w:hAnsi="Calibri" w:eastAsia="Calibri"/>
-          <w:b/>
-          <w:i w:val="0"/>
-          <w:color w:val="004E8C"/>
-          <w:sz w:val="28"/>
-        </w:rPr>
-        <w:t>Илимий жактан мааниси</w:t>
+        <w:t>Илим үчүн мааниси</w:t>
       </w:r>
     </w:p>
     <w:p>
       <w:pPr>
-        <w:spacing w:after="160" w:line="276" w:lineRule="auto"/>
+        <w:widowControl/>
       </w:pPr>
       <w:r>
-        <w:rPr>
-          <w:rFonts w:ascii="Calibri" w:hAnsi="Calibri" w:eastAsia="Calibri"/>
-          <w:b w:val="0"/>
-          <w:i w:val="0"/>
-          <w:sz w:val="22"/>
-        </w:rPr>
-        <w:t>Дистилляция температура, басым жана суюктуктун курамынын өз ара байланышын түшүнүүгө жардам берди. Буу-суюктук тең салмагы — аралашманын канча бөлүгү суюк бойдон каларын жана канчасы бууга өтөрүн көрсөткөн абал. Бул тең салмакты өлчөө ажыратуу ишин тажрыйбага гана таянган өнөрдөн алдын ала эсептелчү процесске айлантты. Ошондой эле кайноо температурасы затты таанууга жана тазалоого жардам берери аныкталды. Натыйжада лабораториялар менен заводдор туруктуу сапаттагы эриткичтерди жана чийки заттарды даярдай алышты.</w:t>
+        <w:t>Дистилляция температура, басым жана суюктуктун курамынын байланышын түшүнүүгө жардам берген. Буу-суюктук тең салмагы эмненин суюк калып, эмненин бууга өткөнүнүн катышын билдирет. Аны өлчөө бөлүүнү тажрыйбага гана таянган иштен алдын ала эсептелүүчү процесске айландырган. Кайноо температурасы затты таанууга жана тазалоого жардам берери да көрсөтүлгөн. Лабораториялар менен заводдор ишенимдүү эриткичтерди жана курамдык заттарды даярдай алган.</w:t>
       </w:r>
     </w:p>
     <w:p>
       <w:pPr>
-        <w:keepNext/>
-        <w:spacing w:before="240" w:after="120"/>
+        <w:pStyle w:val="Heading1"/>
+        <w:widowControl/>
       </w:pPr>
       <w:r>
-        <w:rPr>
-          <w:rFonts w:ascii="Calibri" w:hAnsi="Calibri" w:eastAsia="Calibri"/>
-          <w:b/>
-          <w:i w:val="0"/>
-          <w:color w:val="004E8C"/>
-          <w:sz w:val="28"/>
-        </w:rPr>
-        <w:t>Кийинки өнүгүүлөргө тийгизген таасири</w:t>
+        <w:t>Кийинки өнүгүүгө тийгизген таасири</w:t>
       </w:r>
     </w:p>
     <w:p>
       <w:pPr>
-        <w:spacing w:after="160" w:line="276" w:lineRule="auto"/>
+        <w:widowControl/>
       </w:pPr>
       <w:r>
-        <w:rPr>
-          <w:rFonts w:ascii="Calibri" w:hAnsi="Calibri" w:eastAsia="Calibri"/>
-          <w:b w:val="0"/>
-          <w:i w:val="0"/>
-          <w:sz w:val="22"/>
-        </w:rPr>
-        <w:t>Мунай иштетүүдө бензин, керосин, дизель жана химиялык чийки зат алуу фракциялык дистилляцияга таянат. Бул ыкма сууну тузсуздандырууда, спирт өндүрүүдө жана эриткичтерди калыбына келтирүүдө да колдонулат. Инженерлер колонналарды табакчалар, толтургучтар жана конденсацияланган суюктуктун бир бөлүгүн кайра төмөн агызган рефлюкс менен өркүндөтүштү. Буу менен суюктуктун улам кайталанган карым-катышы бир үймөктү кайра-кайра иргегендей так бөлүүгө мүмкүндүк берет. Ысык жабдуулар жана күйүүчү буулар менен иштөөдө азыр колдонулган коопсуздук эрежелеринин көбү да ушул системалардын айланасында калыптанган.</w:t>
+        <w:t>Мунай иштетүү бензин, керосин, дизель жана химиялык чийки зат алуу үчүн фракциялык дистилляцияга таянат. Ыкма тузсуздандырууда, спирт чыгарууда жана эриткичти кайра алууда да колдонулат. Инженерлер колоннага табакча, толтургуч жана конденсацияланган суюктуктун бир бөлүгүн кайра ылдый агызган рефлюксту киргизген. Ал өйдө чыккан бууга кайра жолугат. Кайталанган байланыш бир үймөктү бир нече жолу сорттогондой, так бөлүүнү берет. Ысык жабдык жана күйүүчү буу боюнча коопсуздук эрежелери да ушул системалардын айланасында өнүккөн.</w:t>
       </w:r>
     </w:p>
     <w:p>
       <w:pPr>
-        <w:keepNext/>
-        <w:spacing w:before="240" w:after="120"/>
+        <w:pStyle w:val="Heading1"/>
+        <w:widowControl/>
       </w:pPr>
       <w:r>
-        <w:rPr>
-          <w:rFonts w:ascii="Calibri" w:hAnsi="Calibri" w:eastAsia="Calibri"/>
-          <w:b/>
-          <w:i w:val="0"/>
-          <w:color w:val="004E8C"/>
-          <w:sz w:val="28"/>
-        </w:rPr>
-        <w:t>Адамдардын жашоосун кантип өзгөрткөн</w:t>
+        <w:t>Адамдардын жашоосун кантип өзгөрткөн?</w:t>
       </w:r>
     </w:p>
     <w:p>
       <w:pPr>
-        <w:spacing w:after="160" w:line="276" w:lineRule="auto"/>
+        <w:widowControl/>
       </w:pPr>
       <w:r>
-        <w:rPr>
-          <w:rFonts w:ascii="Calibri" w:hAnsi="Calibri" w:eastAsia="Calibri"/>
-          <w:b w:val="0"/>
-          <w:i w:val="0"/>
-          <w:sz w:val="22"/>
-        </w:rPr>
-        <w:t>Дистилляция күчтүү атырларды, дары-дармектерди жана алкоголдук ичимдиктерди оңой өндүрүүгө жол ачты. Кийинчерээк тазаланган отун чырактарды, автомобилдерди, учактарды жана өнөр жайды кыймылга келтирди. Дистилденген же тузсуздандырылган суу кемелерди жана кургак аймактарды суу менен камсыздай алат, бирок бул үчүн көп энергия керектелет. Мунай заводдору өрт коркунучун, абанын булганышын жана казылып алынуучу отунга көз карандылыкты да күчөттү. Бөтөлкөгө, күйүүчү май багына же заводго жеткен күнүмдүк суюктуктардын көбү ага чейин дистилляция жабдууларынан өтөт.</w:t>
+        <w:t>Дистилляция коюу жыпар жыттарды, дарыларды жана күчтүү ичимдиктерди жасоону жеңилдеткен. Кийин тазаланган отун чыракты, автомобилди, учакты жана өнөр жайды иштеткен. Айдалган же тузсузданган суу кемелерди жана кургак аймактарды камсыздай алат, бирок көп энергия талап кылат. Мунай заводдору өрт коркунучун, абанын булганышын жана казылып алынуучу отунга көз карандылыкты да алып келген. Күнүмдүк көп суюктук бөтөлкөгө, бакка же фабрикага жеткенге чейин дистилляциядан өтөт.</w:t>
       </w:r>
     </w:p>
     <w:p>
       <w:pPr>
-        <w:keepNext/>
-        <w:spacing w:before="240" w:after="120"/>
+        <w:pStyle w:val="Heading1"/>
+        <w:widowControl/>
       </w:pPr>
       <w:r>
-        <w:rPr>
-          <w:rFonts w:ascii="Calibri" w:hAnsi="Calibri" w:eastAsia="Calibri"/>
-          <w:b/>
-          <w:i w:val="0"/>
-          <w:color w:val="004E8C"/>
-          <w:sz w:val="28"/>
-        </w:rPr>
-        <w:t>Булактар жана шилтемелер</w:t>
+        <w:t>Булактар жана кошумча окуу</w:t>
       </w:r>
     </w:p>
     <w:p>
       <w:pPr>
-        <w:keepNext/>
-        <w:spacing w:before="240" w:after="120"/>
+        <w:pStyle w:val="Heading2"/>
+        <w:widowControl/>
       </w:pPr>
       <w:r>
         <w:rPr>
-          <w:rFonts w:ascii="Calibri" w:hAnsi="Calibri" w:eastAsia="Calibri"/>
-          <w:b/>
-          <w:i w:val="0"/>
-          <w:color w:val="004E8C"/>
-          <w:sz w:val="24"/>
+          <w:sz w:val="20"/>
         </w:rPr>
-        <w:t>A. Китептер жана негизги илимий эмгектер</w:t>
+        <w:t>Китептер жана негизги илимий эмгектер</w:t>
       </w:r>
     </w:p>
     <w:p>
       <w:pPr>
-        <w:spacing w:after="80"/>
-        <w:ind w:left="360"/>
+        <w:widowControl/>
       </w:pPr>
       <w:r>
         <w:rPr>
-          <w:rFonts w:ascii="Calibri" w:hAnsi="Calibri" w:eastAsia="Calibri"/>
-          <w:b w:val="0"/>
-          <w:i w:val="0"/>
-          <w:sz w:val="22"/>
+          <w:sz w:val="20"/>
         </w:rPr>
-        <w:t>1. Forbes, R. J. A Short History of the Art of Distillation. Leiden: Brill, 1948.</w:t>
+        <w:t>1. Forbes, R. J.A Short History of the Art of Distillation. Leiden: Brill, 1948.</w:t>
       </w:r>
     </w:p>
     <w:p>
       <w:pPr>
-        <w:keepNext/>
-        <w:spacing w:before="240" w:after="120"/>
+        <w:pStyle w:val="Heading2"/>
+        <w:widowControl/>
       </w:pPr>
       <w:r>
         <w:rPr>
-          <w:rFonts w:ascii="Calibri" w:hAnsi="Calibri" w:eastAsia="Calibri"/>
-          <w:b/>
-          <w:i w:val="0"/>
-          <w:color w:val="004E8C"/>
-          <w:sz w:val="24"/>
+          <w:sz w:val="20"/>
         </w:rPr>
-        <w:t>C. Мекемелердин материалдары жана энциклопедиялык булактар</w:t>
+        <w:t>Уюмдардын жана энциклопедиялардын материалдары</w:t>
       </w:r>
     </w:p>
     <w:p>
       <w:pPr>
-        <w:spacing w:after="80"/>
-        <w:ind w:left="360"/>
+        <w:widowControl/>
       </w:pPr>
       <w:r>
         <w:rPr>
-          <w:rFonts w:ascii="Calibri" w:hAnsi="Calibri" w:eastAsia="Calibri"/>
-          <w:b w:val="0"/>
-          <w:i w:val="0"/>
-          <w:sz w:val="22"/>
+          <w:sz w:val="20"/>
         </w:rPr>
-        <w:t>1. Encyclopaedia Britannica. «Дистилляция».</w:t>
-      </w:r>
-      <w:r>
-        <w:rPr>
-          <w:rFonts w:ascii="Calibri" w:hAnsi="Calibri" w:eastAsia="Calibri"/>
-          <w:b w:val="0"/>
-          <w:i w:val="0"/>
-          <w:sz w:val="22"/>
-        </w:rPr>
-        <w:t xml:space="preserve"> </w:t>
+        <w:t xml:space="preserve">1. Encyclopaedia Britannica. 'Distillation.' </w:t>
       </w:r>
       <w:hyperlink r:id="rId9">
         <w:r>
           <w:rPr>
-            <w:rFonts w:ascii="Calibri" w:hAnsi="Calibri" w:eastAsia="Calibri"/>
-            <w:b w:val="0"/>
-            <w:i w:val="0"/>
-            <w:sz w:val="22"/>
-            <w:color w:val="0563C1"/>
-            <w:u w:val="single"/>
+            <w:sz w:val="20"/>
           </w:rPr>
           <w:t>https://www.britannica.com/technology/distillation</w:t>
         </w:r>
       </w:hyperlink>
+      <w:r>
+        <w:rPr>
+          <w:sz w:val="20"/>
+        </w:rPr>
+      </w:r>
     </w:p>
     <w:p>
       <w:pPr>
-        <w:spacing w:after="80"/>
-        <w:ind w:left="360"/>
+        <w:widowControl/>
       </w:pPr>
       <w:r>
         <w:rPr>
-          <w:rFonts w:ascii="Calibri" w:hAnsi="Calibri" w:eastAsia="Calibri"/>
-          <w:b w:val="0"/>
-          <w:i w:val="0"/>
-          <w:sz w:val="22"/>
+          <w:sz w:val="20"/>
         </w:rPr>
-        <w:t>2. Encyclopaedia Britannica. «Мунайды кайра иштетүү».</w:t>
-      </w:r>
-      <w:r>
-        <w:rPr>
-          <w:rFonts w:ascii="Calibri" w:hAnsi="Calibri" w:eastAsia="Calibri"/>
-          <w:b w:val="0"/>
-          <w:i w:val="0"/>
-          <w:sz w:val="22"/>
-        </w:rPr>
-        <w:t xml:space="preserve"> </w:t>
+        <w:t xml:space="preserve">2. Encyclopaedia Britannica. 'Petroleum refining.' </w:t>
       </w:r>
       <w:hyperlink r:id="rId10">
         <w:r>
           <w:rPr>
-            <w:rFonts w:ascii="Calibri" w:hAnsi="Calibri" w:eastAsia="Calibri"/>
-            <w:b w:val="0"/>
-            <w:i w:val="0"/>
-            <w:sz w:val="22"/>
-            <w:color w:val="0563C1"/>
-            <w:u w:val="single"/>
+            <w:sz w:val="20"/>
           </w:rPr>
           <w:t>https://www.britannica.com/technology/petroleum-refining</w:t>
         </w:r>
       </w:hyperlink>
+      <w:r>
+        <w:rPr>
+          <w:sz w:val="20"/>
+        </w:rPr>
+      </w:r>
     </w:p>
     <w:sectPr>
-      <w:pgSz w:w="12240" w:h="15840"/>
-      <w:pgMar w:top="1296" w:right="1440" w:bottom="1296" w:left="1440" w:header="720" w:footer="720" w:gutter="0"/>
+      <w:footerReference w:type="default" r:id="rId11"/>
+      <w:pgSz w:w="11906" w:h="16838"/>
+      <w:pgMar w:top="1020" w:right="1134" w:bottom="1020" w:left="1134" w:header="720" w:footer="720" w:gutter="0"/>
       <w:cols w:space="720"/>
       <w:docGrid w:linePitch="360"/>
     </w:sectPr>
   </w:body>
 </w:document>
+</file>
+
+<file path=word/footer1.xml><?xml version="1.0" encoding="utf-8"?>
+<w:ftr xmlns:m="http://schemas.openxmlformats.org/officeDocument/2006/math" xmlns:mc="http://schemas.openxmlformats.org/markup-compatibility/2006" xmlns:mo="http://schemas.microsoft.com/office/mac/office/2008/main" xmlns:mv="urn:schemas-microsoft-com:mac:vml" xmlns:o="urn:schemas-microsoft-com:office:office" xmlns:r="http://schemas.openxmlformats.org/officeDocument/2006/relationships" xmlns:v="urn:schemas-microsoft-com:vml" xmlns:w10="urn:schemas-microsoft-com:office:word" xmlns:w14="http://schemas.microsoft.com/office/word/2010/wordml" xmlns:w="http://schemas.openxmlformats.org/wordprocessingml/2006/main" xmlns:wne="http://schemas.microsoft.com/office/word/2006/wordml" xmlns:wp14="http://schemas.microsoft.com/office/word/2010/wordprocessingDrawing" xmlns:wp="http://schemas.openxmlformats.org/drawingml/2006/wordprocessingDrawing" xmlns:wpc="http://schemas.microsoft.com/office/word/2010/wordprocessingCanvas" xmlns:wpg="http://schemas.microsoft.com/office/word/2010/wordprocessingGroup" xmlns:wpi="http://schemas.microsoft.com/office/word/2010/wordprocessingInk" xmlns:wps="http://schemas.microsoft.com/office/word/2010/wordprocessingShape" mc:Ignorable="w14 wp14">
+  <w:p>
+    <w:pPr>
+      <w:pStyle w:val="Footer"/>
+      <w:jc w:val="right"/>
+    </w:pPr>
+    <w:fldSimple w:instr="PAGE"/>
+  </w:p>
+</w:ftr>
 </file>
 
 <file path=word/numbering.xml><?xml version="1.0" encoding="utf-8"?>
@@ -682,7 +522,7 @@
   <w:docDefaults>
     <w:rPrDefault>
       <w:rPr>
-        <w:rFonts w:asciiTheme="minorHAnsi" w:eastAsiaTheme="minorEastAsia" w:hAnsiTheme="minorHAnsi" w:cstheme="minorBidi"/>
+        <w:rFonts/>
         <w:sz w:val="22"/>
         <w:szCs w:val="22"/>
         <w:lang w:val="en-US" w:eastAsia="en-US" w:bidi="ar-SA"/>
@@ -837,6 +677,15 @@
     <w:name w:val="Normal"/>
     <w:qFormat/>
     <w:rsid w:val="00FC693F"/>
+    <w:pPr>
+      <w:spacing w:after="120" w:line="259" w:lineRule="auto"/>
+    </w:pPr>
+    <w:rPr>
+      <w:rFonts w:ascii="Times New Roman" w:hAnsi="Times New Roman"/>
+      <w:color w:val="000000"/>
+      <w:sz w:val="24"/>
+      <w:lang w:val="ky-KG"/>
+    </w:rPr>
   </w:style>
   <w:style w:type="paragraph" w:styleId="Header">
     <w:name w:val="header"/>
@@ -893,16 +742,17 @@
     <w:pPr>
       <w:keepNext/>
       <w:keepLines/>
-      <w:spacing w:before="480" w:after="0"/>
+      <w:spacing w:before="480" w:after="120" w:line="259" w:lineRule="auto"/>
       <w:outlineLvl w:val="0"/>
     </w:pPr>
     <w:rPr>
-      <w:rFonts w:asciiTheme="majorHAnsi" w:eastAsiaTheme="majorEastAsia" w:hAnsiTheme="majorHAnsi" w:cstheme="majorBidi"/>
+      <w:rFonts w:ascii="Times New Roman" w:hAnsi="Times New Roman"/>
       <w:b/>
       <w:bCs/>
-      <w:color w:val="365F91" w:themeColor="accent1" w:themeShade="BF"/>
-      <w:sz w:val="28"/>
+      <w:color w:val="000000"/>
+      <w:sz w:val="26"/>
       <w:szCs w:val="28"/>
+      <w:lang w:val="ky-KG"/>
     </w:rPr>
   </w:style>
   <w:style w:type="paragraph" w:styleId="Heading2">
@@ -917,16 +767,17 @@
     <w:pPr>
       <w:keepNext/>
       <w:keepLines/>
-      <w:spacing w:before="200" w:after="0"/>
+      <w:spacing w:before="200" w:after="120" w:line="259" w:lineRule="auto"/>
       <w:outlineLvl w:val="1"/>
     </w:pPr>
     <w:rPr>
-      <w:rFonts w:asciiTheme="majorHAnsi" w:eastAsiaTheme="majorEastAsia" w:hAnsiTheme="majorHAnsi" w:cstheme="majorBidi"/>
+      <w:rFonts w:ascii="Times New Roman" w:hAnsi="Times New Roman"/>
       <w:b/>
       <w:bCs/>
-      <w:color w:val="4F81BD" w:themeColor="accent1"/>
+      <w:color w:val="000000"/>
       <w:sz w:val="26"/>
       <w:szCs w:val="26"/>
+      <w:lang w:val="ky-KG"/>
     </w:rPr>
   </w:style>
   <w:style w:type="paragraph" w:styleId="Heading3">
@@ -945,7 +796,7 @@
       <w:outlineLvl w:val="2"/>
     </w:pPr>
     <w:rPr>
-      <w:rFonts w:asciiTheme="majorHAnsi" w:eastAsiaTheme="majorEastAsia" w:hAnsiTheme="majorHAnsi" w:cstheme="majorBidi"/>
+      <w:rFonts/>
       <w:b/>
       <w:bCs/>
       <w:color w:val="4F81BD" w:themeColor="accent1"/>
@@ -968,7 +819,7 @@
       <w:outlineLvl w:val="3"/>
     </w:pPr>
     <w:rPr>
-      <w:rFonts w:asciiTheme="majorHAnsi" w:eastAsiaTheme="majorEastAsia" w:hAnsiTheme="majorHAnsi" w:cstheme="majorBidi"/>
+      <w:rFonts/>
       <w:b/>
       <w:bCs/>
       <w:i/>
@@ -993,7 +844,7 @@
       <w:outlineLvl w:val="4"/>
     </w:pPr>
     <w:rPr>
-      <w:rFonts w:asciiTheme="majorHAnsi" w:eastAsiaTheme="majorEastAsia" w:hAnsiTheme="majorHAnsi" w:cstheme="majorBidi"/>
+      <w:rFonts/>
       <w:color w:val="243F60" w:themeColor="accent1" w:themeShade="7F"/>
     </w:rPr>
   </w:style>
@@ -1014,7 +865,7 @@
       <w:outlineLvl w:val="5"/>
     </w:pPr>
     <w:rPr>
-      <w:rFonts w:asciiTheme="majorHAnsi" w:eastAsiaTheme="majorEastAsia" w:hAnsiTheme="majorHAnsi" w:cstheme="majorBidi"/>
+      <w:rFonts/>
       <w:i/>
       <w:iCs/>
       <w:color w:val="243F60" w:themeColor="accent1" w:themeShade="7F"/>
@@ -1037,7 +888,7 @@
       <w:outlineLvl w:val="6"/>
     </w:pPr>
     <w:rPr>
-      <w:rFonts w:asciiTheme="majorHAnsi" w:eastAsiaTheme="majorEastAsia" w:hAnsiTheme="majorHAnsi" w:cstheme="majorBidi"/>
+      <w:rFonts/>
       <w:i/>
       <w:iCs/>
       <w:color w:val="404040" w:themeColor="text1" w:themeTint="BF"/>
@@ -1060,7 +911,7 @@
       <w:outlineLvl w:val="7"/>
     </w:pPr>
     <w:rPr>
-      <w:rFonts w:asciiTheme="majorHAnsi" w:eastAsiaTheme="majorEastAsia" w:hAnsiTheme="majorHAnsi" w:cstheme="majorBidi"/>
+      <w:rFonts/>
       <w:color w:val="4F81BD" w:themeColor="accent1"/>
       <w:sz w:val="20"/>
       <w:szCs w:val="20"/>
@@ -1083,7 +934,7 @@
       <w:outlineLvl w:val="8"/>
     </w:pPr>
     <w:rPr>
-      <w:rFonts w:asciiTheme="majorHAnsi" w:eastAsiaTheme="majorEastAsia" w:hAnsiTheme="majorHAnsi" w:cstheme="majorBidi"/>
+      <w:rFonts/>
       <w:i/>
       <w:iCs/>
       <w:color w:val="404040" w:themeColor="text1" w:themeTint="BF"/>
@@ -1134,7 +985,7 @@
     <w:uiPriority w:val="9"/>
     <w:rsid w:val="00FC693F"/>
     <w:rPr>
-      <w:rFonts w:asciiTheme="majorHAnsi" w:eastAsiaTheme="majorEastAsia" w:hAnsiTheme="majorHAnsi" w:cstheme="majorBidi"/>
+      <w:rFonts/>
       <w:b/>
       <w:bCs/>
       <w:color w:val="365F91" w:themeColor="accent1" w:themeShade="BF"/>
@@ -1149,7 +1000,7 @@
     <w:uiPriority w:val="9"/>
     <w:rsid w:val="00FC693F"/>
     <w:rPr>
-      <w:rFonts w:asciiTheme="majorHAnsi" w:eastAsiaTheme="majorEastAsia" w:hAnsiTheme="majorHAnsi" w:cstheme="majorBidi"/>
+      <w:rFonts/>
       <w:b/>
       <w:bCs/>
       <w:color w:val="4F81BD" w:themeColor="accent1"/>
@@ -1164,7 +1015,7 @@
     <w:uiPriority w:val="9"/>
     <w:rsid w:val="00FC693F"/>
     <w:rPr>
-      <w:rFonts w:asciiTheme="majorHAnsi" w:eastAsiaTheme="majorEastAsia" w:hAnsiTheme="majorHAnsi" w:cstheme="majorBidi"/>
+      <w:rFonts/>
       <w:b/>
       <w:bCs/>
       <w:color w:val="4F81BD" w:themeColor="accent1"/>
@@ -1179,19 +1030,17 @@
     <w:qFormat/>
     <w:rsid w:val="00FC693F"/>
     <w:pPr>
-      <w:pBdr>
-        <w:bottom w:val="single" w:sz="8" w:space="4" w:color="4F81BD" w:themeColor="accent1"/>
-      </w:pBdr>
-      <w:spacing w:after="300" w:line="240" w:lineRule="auto"/>
+      <w:spacing w:after="120" w:line="259" w:lineRule="auto"/>
       <w:contextualSpacing/>
     </w:pPr>
     <w:rPr>
-      <w:rFonts w:asciiTheme="majorHAnsi" w:eastAsiaTheme="majorEastAsia" w:hAnsiTheme="majorHAnsi" w:cstheme="majorBidi"/>
-      <w:color w:val="17365D" w:themeColor="text2" w:themeShade="BF"/>
+      <w:rFonts w:ascii="Times New Roman" w:hAnsi="Times New Roman"/>
+      <w:color w:val="000000"/>
       <w:spacing w:val="5"/>
       <w:kern w:val="28"/>
-      <w:sz w:val="52"/>
+      <w:sz w:val="40"/>
       <w:szCs w:val="52"/>
+      <w:lang w:val="ky-KG"/>
     </w:rPr>
   </w:style>
   <w:style w:type="character" w:customStyle="1" w:styleId="TitleChar">
@@ -1201,7 +1050,7 @@
     <w:uiPriority w:val="10"/>
     <w:rsid w:val="00FC693F"/>
     <w:rPr>
-      <w:rFonts w:asciiTheme="majorHAnsi" w:eastAsiaTheme="majorEastAsia" w:hAnsiTheme="majorHAnsi" w:cstheme="majorBidi"/>
+      <w:rFonts/>
       <w:color w:val="17365D" w:themeColor="text2" w:themeShade="BF"/>
       <w:spacing w:val="5"/>
       <w:kern w:val="28"/>
@@ -1223,7 +1072,7 @@
       </w:numPr>
     </w:pPr>
     <w:rPr>
-      <w:rFonts w:asciiTheme="majorHAnsi" w:eastAsiaTheme="majorEastAsia" w:hAnsiTheme="majorHAnsi" w:cstheme="majorBidi"/>
+      <w:rFonts/>
       <w:i/>
       <w:iCs/>
       <w:color w:val="4F81BD" w:themeColor="accent1"/>
@@ -1239,7 +1088,7 @@
     <w:uiPriority w:val="11"/>
     <w:rsid w:val="00FC693F"/>
     <w:rPr>
-      <w:rFonts w:asciiTheme="majorHAnsi" w:eastAsiaTheme="majorEastAsia" w:hAnsiTheme="majorHAnsi" w:cstheme="majorBidi"/>
+      <w:rFonts/>
       <w:i/>
       <w:iCs/>
       <w:color w:val="4F81BD" w:themeColor="accent1"/>
@@ -1364,8 +1213,15 @@
       <w:numPr>
         <w:numId w:val="1"/>
       </w:numPr>
+      <w:spacing w:after="120" w:line="259" w:lineRule="auto"/>
       <w:contextualSpacing/>
     </w:pPr>
+    <w:rPr>
+      <w:rFonts w:ascii="Times New Roman" w:hAnsi="Times New Roman"/>
+      <w:color w:val="000000"/>
+      <w:sz w:val="24"/>
+      <w:lang w:val="ky-KG"/>
+    </w:rPr>
   </w:style>
   <w:style w:type="paragraph" w:styleId="ListBullet2">
     <w:name w:val="List Bullet 2"/>
@@ -1537,7 +1393,7 @@
     <w:semiHidden/>
     <w:rsid w:val="00FC693F"/>
     <w:rPr>
-      <w:rFonts w:asciiTheme="majorHAnsi" w:eastAsiaTheme="majorEastAsia" w:hAnsiTheme="majorHAnsi" w:cstheme="majorBidi"/>
+      <w:rFonts/>
       <w:b/>
       <w:bCs/>
       <w:i/>
@@ -1553,7 +1409,7 @@
     <w:semiHidden/>
     <w:rsid w:val="00FC693F"/>
     <w:rPr>
-      <w:rFonts w:asciiTheme="majorHAnsi" w:eastAsiaTheme="majorEastAsia" w:hAnsiTheme="majorHAnsi" w:cstheme="majorBidi"/>
+      <w:rFonts/>
       <w:color w:val="243F60" w:themeColor="accent1" w:themeShade="7F"/>
     </w:rPr>
   </w:style>
@@ -1565,7 +1421,7 @@
     <w:semiHidden/>
     <w:rsid w:val="00FC693F"/>
     <w:rPr>
-      <w:rFonts w:asciiTheme="majorHAnsi" w:eastAsiaTheme="majorEastAsia" w:hAnsiTheme="majorHAnsi" w:cstheme="majorBidi"/>
+      <w:rFonts/>
       <w:i/>
       <w:iCs/>
       <w:color w:val="243F60" w:themeColor="accent1" w:themeShade="7F"/>
@@ -1579,7 +1435,7 @@
     <w:semiHidden/>
     <w:rsid w:val="00FC693F"/>
     <w:rPr>
-      <w:rFonts w:asciiTheme="majorHAnsi" w:eastAsiaTheme="majorEastAsia" w:hAnsiTheme="majorHAnsi" w:cstheme="majorBidi"/>
+      <w:rFonts/>
       <w:i/>
       <w:iCs/>
       <w:color w:val="404040" w:themeColor="text1" w:themeTint="BF"/>
@@ -1593,7 +1449,7 @@
     <w:semiHidden/>
     <w:rsid w:val="00FC693F"/>
     <w:rPr>
-      <w:rFonts w:asciiTheme="majorHAnsi" w:eastAsiaTheme="majorEastAsia" w:hAnsiTheme="majorHAnsi" w:cstheme="majorBidi"/>
+      <w:rFonts/>
       <w:color w:val="4F81BD" w:themeColor="accent1"/>
       <w:sz w:val="20"/>
       <w:szCs w:val="20"/>
@@ -1607,7 +1463,7 @@
     <w:semiHidden/>
     <w:rsid w:val="00FC693F"/>
     <w:rPr>
-      <w:rFonts w:asciiTheme="majorHAnsi" w:eastAsiaTheme="majorEastAsia" w:hAnsiTheme="majorHAnsi" w:cstheme="majorBidi"/>
+      <w:rFonts/>
       <w:i/>
       <w:iCs/>
       <w:color w:val="404040" w:themeColor="text1" w:themeTint="BF"/>
@@ -1666,9 +1522,6 @@
     <w:qFormat/>
     <w:rsid w:val="00FC693F"/>
     <w:pPr>
-      <w:pBdr>
-        <w:bottom w:val="single" w:sz="4" w:space="4" w:color="4F81BD" w:themeColor="accent1"/>
-      </w:pBdr>
       <w:spacing w:before="200" w:after="280"/>
       <w:ind w:left="936" w:right="936"/>
     </w:pPr>
@@ -3196,7 +3049,7 @@
         <w:spacing w:before="0" w:after="0" w:line="240" w:lineRule="auto"/>
       </w:pPr>
       <w:rPr>
-        <w:rFonts w:asciiTheme="majorHAnsi" w:eastAsiaTheme="majorEastAsia" w:hAnsiTheme="majorHAnsi" w:cstheme="majorBidi"/>
+        <w:rFonts/>
         <w:b/>
         <w:bCs/>
       </w:rPr>
@@ -3217,7 +3070,7 @@
         <w:spacing w:before="0" w:after="0" w:line="240" w:lineRule="auto"/>
       </w:pPr>
       <w:rPr>
-        <w:rFonts w:asciiTheme="majorHAnsi" w:eastAsiaTheme="majorEastAsia" w:hAnsiTheme="majorHAnsi" w:cstheme="majorBidi"/>
+        <w:rFonts/>
         <w:b/>
         <w:bCs/>
       </w:rPr>
@@ -3235,14 +3088,14 @@
     </w:tblStylePr>
     <w:tblStylePr w:type="firstCol">
       <w:rPr>
-        <w:rFonts w:asciiTheme="majorHAnsi" w:eastAsiaTheme="majorEastAsia" w:hAnsiTheme="majorHAnsi" w:cstheme="majorBidi"/>
+        <w:rFonts/>
         <w:b/>
         <w:bCs/>
       </w:rPr>
     </w:tblStylePr>
     <w:tblStylePr w:type="lastCol">
       <w:rPr>
-        <w:rFonts w:asciiTheme="majorHAnsi" w:eastAsiaTheme="majorEastAsia" w:hAnsiTheme="majorHAnsi" w:cstheme="majorBidi"/>
+        <w:rFonts/>
         <w:b/>
         <w:bCs/>
       </w:rPr>
@@ -3326,7 +3179,7 @@
         <w:spacing w:before="0" w:after="0" w:line="240" w:lineRule="auto"/>
       </w:pPr>
       <w:rPr>
-        <w:rFonts w:asciiTheme="majorHAnsi" w:eastAsiaTheme="majorEastAsia" w:hAnsiTheme="majorHAnsi" w:cstheme="majorBidi"/>
+        <w:rFonts/>
         <w:b/>
         <w:bCs/>
       </w:rPr>
@@ -3347,7 +3200,7 @@
         <w:spacing w:before="0" w:after="0" w:line="240" w:lineRule="auto"/>
       </w:pPr>
       <w:rPr>
-        <w:rFonts w:asciiTheme="majorHAnsi" w:eastAsiaTheme="majorEastAsia" w:hAnsiTheme="majorHAnsi" w:cstheme="majorBidi"/>
+        <w:rFonts/>
         <w:b/>
         <w:bCs/>
       </w:rPr>
@@ -3365,14 +3218,14 @@
     </w:tblStylePr>
     <w:tblStylePr w:type="firstCol">
       <w:rPr>
-        <w:rFonts w:asciiTheme="majorHAnsi" w:eastAsiaTheme="majorEastAsia" w:hAnsiTheme="majorHAnsi" w:cstheme="majorBidi"/>
+        <w:rFonts/>
         <w:b/>
         <w:bCs/>
       </w:rPr>
     </w:tblStylePr>
     <w:tblStylePr w:type="lastCol">
       <w:rPr>
-        <w:rFonts w:asciiTheme="majorHAnsi" w:eastAsiaTheme="majorEastAsia" w:hAnsiTheme="majorHAnsi" w:cstheme="majorBidi"/>
+        <w:rFonts/>
         <w:b/>
         <w:bCs/>
       </w:rPr>
@@ -3456,7 +3309,7 @@
         <w:spacing w:before="0" w:after="0" w:line="240" w:lineRule="auto"/>
       </w:pPr>
       <w:rPr>
-        <w:rFonts w:asciiTheme="majorHAnsi" w:eastAsiaTheme="majorEastAsia" w:hAnsiTheme="majorHAnsi" w:cstheme="majorBidi"/>
+        <w:rFonts/>
         <w:b/>
         <w:bCs/>
       </w:rPr>
@@ -3477,7 +3330,7 @@
         <w:spacing w:before="0" w:after="0" w:line="240" w:lineRule="auto"/>
       </w:pPr>
       <w:rPr>
-        <w:rFonts w:asciiTheme="majorHAnsi" w:eastAsiaTheme="majorEastAsia" w:hAnsiTheme="majorHAnsi" w:cstheme="majorBidi"/>
+        <w:rFonts/>
         <w:b/>
         <w:bCs/>
       </w:rPr>
@@ -3495,14 +3348,14 @@
     </w:tblStylePr>
     <w:tblStylePr w:type="firstCol">
       <w:rPr>
-        <w:rFonts w:asciiTheme="majorHAnsi" w:eastAsiaTheme="majorEastAsia" w:hAnsiTheme="majorHAnsi" w:cstheme="majorBidi"/>
+        <w:rFonts/>
         <w:b/>
         <w:bCs/>
       </w:rPr>
     </w:tblStylePr>
     <w:tblStylePr w:type="lastCol">
       <w:rPr>
-        <w:rFonts w:asciiTheme="majorHAnsi" w:eastAsiaTheme="majorEastAsia" w:hAnsiTheme="majorHAnsi" w:cstheme="majorBidi"/>
+        <w:rFonts/>
         <w:b/>
         <w:bCs/>
       </w:rPr>
@@ -3586,7 +3439,7 @@
         <w:spacing w:before="0" w:after="0" w:line="240" w:lineRule="auto"/>
       </w:pPr>
       <w:rPr>
-        <w:rFonts w:asciiTheme="majorHAnsi" w:eastAsiaTheme="majorEastAsia" w:hAnsiTheme="majorHAnsi" w:cstheme="majorBidi"/>
+        <w:rFonts/>
         <w:b/>
         <w:bCs/>
       </w:rPr>
@@ -3607,7 +3460,7 @@
         <w:spacing w:before="0" w:after="0" w:line="240" w:lineRule="auto"/>
       </w:pPr>
       <w:rPr>
-        <w:rFonts w:asciiTheme="majorHAnsi" w:eastAsiaTheme="majorEastAsia" w:hAnsiTheme="majorHAnsi" w:cstheme="majorBidi"/>
+        <w:rFonts/>
         <w:b/>
         <w:bCs/>
       </w:rPr>
@@ -3625,14 +3478,14 @@
     </w:tblStylePr>
     <w:tblStylePr w:type="firstCol">
       <w:rPr>
-        <w:rFonts w:asciiTheme="majorHAnsi" w:eastAsiaTheme="majorEastAsia" w:hAnsiTheme="majorHAnsi" w:cstheme="majorBidi"/>
+        <w:rFonts/>
         <w:b/>
         <w:bCs/>
       </w:rPr>
     </w:tblStylePr>
     <w:tblStylePr w:type="lastCol">
       <w:rPr>
-        <w:rFonts w:asciiTheme="majorHAnsi" w:eastAsiaTheme="majorEastAsia" w:hAnsiTheme="majorHAnsi" w:cstheme="majorBidi"/>
+        <w:rFonts/>
         <w:b/>
         <w:bCs/>
       </w:rPr>
@@ -3716,7 +3569,7 @@
         <w:spacing w:before="0" w:after="0" w:line="240" w:lineRule="auto"/>
       </w:pPr>
       <w:rPr>
-        <w:rFonts w:asciiTheme="majorHAnsi" w:eastAsiaTheme="majorEastAsia" w:hAnsiTheme="majorHAnsi" w:cstheme="majorBidi"/>
+        <w:rFonts/>
         <w:b/>
         <w:bCs/>
       </w:rPr>
@@ -3737,7 +3590,7 @@
         <w:spacing w:before="0" w:after="0" w:line="240" w:lineRule="auto"/>
       </w:pPr>
       <w:rPr>
-        <w:rFonts w:asciiTheme="majorHAnsi" w:eastAsiaTheme="majorEastAsia" w:hAnsiTheme="majorHAnsi" w:cstheme="majorBidi"/>
+        <w:rFonts/>
         <w:b/>
         <w:bCs/>
       </w:rPr>
@@ -3755,14 +3608,14 @@
     </w:tblStylePr>
     <w:tblStylePr w:type="firstCol">
       <w:rPr>
-        <w:rFonts w:asciiTheme="majorHAnsi" w:eastAsiaTheme="majorEastAsia" w:hAnsiTheme="majorHAnsi" w:cstheme="majorBidi"/>
+        <w:rFonts/>
         <w:b/>
         <w:bCs/>
       </w:rPr>
     </w:tblStylePr>
     <w:tblStylePr w:type="lastCol">
       <w:rPr>
-        <w:rFonts w:asciiTheme="majorHAnsi" w:eastAsiaTheme="majorEastAsia" w:hAnsiTheme="majorHAnsi" w:cstheme="majorBidi"/>
+        <w:rFonts/>
         <w:b/>
         <w:bCs/>
       </w:rPr>
@@ -3846,7 +3699,7 @@
         <w:spacing w:before="0" w:after="0" w:line="240" w:lineRule="auto"/>
       </w:pPr>
       <w:rPr>
-        <w:rFonts w:asciiTheme="majorHAnsi" w:eastAsiaTheme="majorEastAsia" w:hAnsiTheme="majorHAnsi" w:cstheme="majorBidi"/>
+        <w:rFonts/>
         <w:b/>
         <w:bCs/>
       </w:rPr>
@@ -3867,7 +3720,7 @@
         <w:spacing w:before="0" w:after="0" w:line="240" w:lineRule="auto"/>
       </w:pPr>
       <w:rPr>
-        <w:rFonts w:asciiTheme="majorHAnsi" w:eastAsiaTheme="majorEastAsia" w:hAnsiTheme="majorHAnsi" w:cstheme="majorBidi"/>
+        <w:rFonts/>
         <w:b/>
         <w:bCs/>
       </w:rPr>
@@ -3885,14 +3738,14 @@
     </w:tblStylePr>
     <w:tblStylePr w:type="firstCol">
       <w:rPr>
-        <w:rFonts w:asciiTheme="majorHAnsi" w:eastAsiaTheme="majorEastAsia" w:hAnsiTheme="majorHAnsi" w:cstheme="majorBidi"/>
+        <w:rFonts/>
         <w:b/>
         <w:bCs/>
       </w:rPr>
     </w:tblStylePr>
     <w:tblStylePr w:type="lastCol">
       <w:rPr>
-        <w:rFonts w:asciiTheme="majorHAnsi" w:eastAsiaTheme="majorEastAsia" w:hAnsiTheme="majorHAnsi" w:cstheme="majorBidi"/>
+        <w:rFonts/>
         <w:b/>
         <w:bCs/>
       </w:rPr>
@@ -3976,7 +3829,7 @@
         <w:spacing w:before="0" w:after="0" w:line="240" w:lineRule="auto"/>
       </w:pPr>
       <w:rPr>
-        <w:rFonts w:asciiTheme="majorHAnsi" w:eastAsiaTheme="majorEastAsia" w:hAnsiTheme="majorHAnsi" w:cstheme="majorBidi"/>
+        <w:rFonts/>
         <w:b/>
         <w:bCs/>
       </w:rPr>
@@ -3997,7 +3850,7 @@
         <w:spacing w:before="0" w:after="0" w:line="240" w:lineRule="auto"/>
       </w:pPr>
       <w:rPr>
-        <w:rFonts w:asciiTheme="majorHAnsi" w:eastAsiaTheme="majorEastAsia" w:hAnsiTheme="majorHAnsi" w:cstheme="majorBidi"/>
+        <w:rFonts/>
         <w:b/>
         <w:bCs/>
       </w:rPr>
@@ -4015,14 +3868,14 @@
     </w:tblStylePr>
     <w:tblStylePr w:type="firstCol">
       <w:rPr>
-        <w:rFonts w:asciiTheme="majorHAnsi" w:eastAsiaTheme="majorEastAsia" w:hAnsiTheme="majorHAnsi" w:cstheme="majorBidi"/>
+        <w:rFonts/>
         <w:b/>
         <w:bCs/>
       </w:rPr>
     </w:tblStylePr>
     <w:tblStylePr w:type="lastCol">
       <w:rPr>
-        <w:rFonts w:asciiTheme="majorHAnsi" w:eastAsiaTheme="majorEastAsia" w:hAnsiTheme="majorHAnsi" w:cstheme="majorBidi"/>
+        <w:rFonts/>
         <w:b/>
         <w:bCs/>
       </w:rPr>
@@ -5887,7 +5740,7 @@
     </w:tblPr>
     <w:tblStylePr w:type="firstRow">
       <w:rPr>
-        <w:rFonts w:asciiTheme="majorHAnsi" w:eastAsiaTheme="majorEastAsia" w:hAnsiTheme="majorHAnsi" w:cstheme="majorBidi"/>
+        <w:rFonts/>
       </w:rPr>
       <w:tblPr/>
       <w:tcPr>
@@ -5971,7 +5824,7 @@
     </w:tblPr>
     <w:tblStylePr w:type="firstRow">
       <w:rPr>
-        <w:rFonts w:asciiTheme="majorHAnsi" w:eastAsiaTheme="majorEastAsia" w:hAnsiTheme="majorHAnsi" w:cstheme="majorBidi"/>
+        <w:rFonts/>
       </w:rPr>
       <w:tblPr/>
       <w:tcPr>
@@ -6055,7 +5908,7 @@
     </w:tblPr>
     <w:tblStylePr w:type="firstRow">
       <w:rPr>
-        <w:rFonts w:asciiTheme="majorHAnsi" w:eastAsiaTheme="majorEastAsia" w:hAnsiTheme="majorHAnsi" w:cstheme="majorBidi"/>
+        <w:rFonts/>
       </w:rPr>
       <w:tblPr/>
       <w:tcPr>
@@ -6139,7 +5992,7 @@
     </w:tblPr>
     <w:tblStylePr w:type="firstRow">
       <w:rPr>
-        <w:rFonts w:asciiTheme="majorHAnsi" w:eastAsiaTheme="majorEastAsia" w:hAnsiTheme="majorHAnsi" w:cstheme="majorBidi"/>
+        <w:rFonts/>
       </w:rPr>
       <w:tblPr/>
       <w:tcPr>
@@ -6223,7 +6076,7 @@
     </w:tblPr>
     <w:tblStylePr w:type="firstRow">
       <w:rPr>
-        <w:rFonts w:asciiTheme="majorHAnsi" w:eastAsiaTheme="majorEastAsia" w:hAnsiTheme="majorHAnsi" w:cstheme="majorBidi"/>
+        <w:rFonts/>
       </w:rPr>
       <w:tblPr/>
       <w:tcPr>
@@ -6307,7 +6160,7 @@
     </w:tblPr>
     <w:tblStylePr w:type="firstRow">
       <w:rPr>
-        <w:rFonts w:asciiTheme="majorHAnsi" w:eastAsiaTheme="majorEastAsia" w:hAnsiTheme="majorHAnsi" w:cstheme="majorBidi"/>
+        <w:rFonts/>
       </w:rPr>
       <w:tblPr/>
       <w:tcPr>
@@ -6391,7 +6244,7 @@
     </w:tblPr>
     <w:tblStylePr w:type="firstRow">
       <w:rPr>
-        <w:rFonts w:asciiTheme="majorHAnsi" w:eastAsiaTheme="majorEastAsia" w:hAnsiTheme="majorHAnsi" w:cstheme="majorBidi"/>
+        <w:rFonts/>
       </w:rPr>
       <w:tblPr/>
       <w:tcPr>
@@ -6456,7 +6309,7 @@
       <w:spacing w:after="0" w:line="240" w:lineRule="auto"/>
     </w:pPr>
     <w:rPr>
-      <w:rFonts w:asciiTheme="majorHAnsi" w:eastAsiaTheme="majorEastAsia" w:hAnsiTheme="majorHAnsi" w:cstheme="majorBidi"/>
+      <w:rFonts/>
       <w:color w:val="000000" w:themeColor="text1"/>
     </w:rPr>
     <w:tblPr>
@@ -6584,7 +6437,7 @@
       <w:spacing w:after="0" w:line="240" w:lineRule="auto"/>
     </w:pPr>
     <w:rPr>
-      <w:rFonts w:asciiTheme="majorHAnsi" w:eastAsiaTheme="majorEastAsia" w:hAnsiTheme="majorHAnsi" w:cstheme="majorBidi"/>
+      <w:rFonts/>
       <w:color w:val="000000" w:themeColor="text1"/>
     </w:rPr>
     <w:tblPr>
@@ -6712,7 +6565,7 @@
       <w:spacing w:after="0" w:line="240" w:lineRule="auto"/>
     </w:pPr>
     <w:rPr>
-      <w:rFonts w:asciiTheme="majorHAnsi" w:eastAsiaTheme="majorEastAsia" w:hAnsiTheme="majorHAnsi" w:cstheme="majorBidi"/>
+      <w:rFonts/>
       <w:color w:val="000000" w:themeColor="text1"/>
     </w:rPr>
     <w:tblPr>
@@ -6840,7 +6693,7 @@
       <w:spacing w:after="0" w:line="240" w:lineRule="auto"/>
     </w:pPr>
     <w:rPr>
-      <w:rFonts w:asciiTheme="majorHAnsi" w:eastAsiaTheme="majorEastAsia" w:hAnsiTheme="majorHAnsi" w:cstheme="majorBidi"/>
+      <w:rFonts/>
       <w:color w:val="000000" w:themeColor="text1"/>
     </w:rPr>
     <w:tblPr>
@@ -6968,7 +6821,7 @@
       <w:spacing w:after="0" w:line="240" w:lineRule="auto"/>
     </w:pPr>
     <w:rPr>
-      <w:rFonts w:asciiTheme="majorHAnsi" w:eastAsiaTheme="majorEastAsia" w:hAnsiTheme="majorHAnsi" w:cstheme="majorBidi"/>
+      <w:rFonts/>
       <w:color w:val="000000" w:themeColor="text1"/>
     </w:rPr>
     <w:tblPr>
@@ -7096,7 +6949,7 @@
       <w:spacing w:after="0" w:line="240" w:lineRule="auto"/>
     </w:pPr>
     <w:rPr>
-      <w:rFonts w:asciiTheme="majorHAnsi" w:eastAsiaTheme="majorEastAsia" w:hAnsiTheme="majorHAnsi" w:cstheme="majorBidi"/>
+      <w:rFonts/>
       <w:color w:val="000000" w:themeColor="text1"/>
     </w:rPr>
     <w:tblPr>
@@ -7224,7 +7077,7 @@
       <w:spacing w:after="0" w:line="240" w:lineRule="auto"/>
     </w:pPr>
     <w:rPr>
-      <w:rFonts w:asciiTheme="majorHAnsi" w:eastAsiaTheme="majorEastAsia" w:hAnsiTheme="majorHAnsi" w:cstheme="majorBidi"/>
+      <w:rFonts/>
       <w:color w:val="000000" w:themeColor="text1"/>
     </w:rPr>
     <w:tblPr>
@@ -7863,7 +7716,7 @@
       <w:spacing w:after="0" w:line="240" w:lineRule="auto"/>
     </w:pPr>
     <w:rPr>
-      <w:rFonts w:asciiTheme="majorHAnsi" w:eastAsiaTheme="majorEastAsia" w:hAnsiTheme="majorHAnsi" w:cstheme="majorBidi"/>
+      <w:rFonts/>
       <w:color w:val="000000" w:themeColor="text1"/>
     </w:rPr>
     <w:tblPr>
@@ -7988,7 +7841,7 @@
       <w:spacing w:after="0" w:line="240" w:lineRule="auto"/>
     </w:pPr>
     <w:rPr>
-      <w:rFonts w:asciiTheme="majorHAnsi" w:eastAsiaTheme="majorEastAsia" w:hAnsiTheme="majorHAnsi" w:cstheme="majorBidi"/>
+      <w:rFonts/>
       <w:color w:val="000000" w:themeColor="text1"/>
     </w:rPr>
     <w:tblPr>
@@ -8113,7 +7966,7 @@
       <w:spacing w:after="0" w:line="240" w:lineRule="auto"/>
     </w:pPr>
     <w:rPr>
-      <w:rFonts w:asciiTheme="majorHAnsi" w:eastAsiaTheme="majorEastAsia" w:hAnsiTheme="majorHAnsi" w:cstheme="majorBidi"/>
+      <w:rFonts/>
       <w:color w:val="000000" w:themeColor="text1"/>
     </w:rPr>
     <w:tblPr>
@@ -8238,7 +8091,7 @@
       <w:spacing w:after="0" w:line="240" w:lineRule="auto"/>
     </w:pPr>
     <w:rPr>
-      <w:rFonts w:asciiTheme="majorHAnsi" w:eastAsiaTheme="majorEastAsia" w:hAnsiTheme="majorHAnsi" w:cstheme="majorBidi"/>
+      <w:rFonts/>
       <w:color w:val="000000" w:themeColor="text1"/>
     </w:rPr>
     <w:tblPr>
@@ -8363,7 +8216,7 @@
       <w:spacing w:after="0" w:line="240" w:lineRule="auto"/>
     </w:pPr>
     <w:rPr>
-      <w:rFonts w:asciiTheme="majorHAnsi" w:eastAsiaTheme="majorEastAsia" w:hAnsiTheme="majorHAnsi" w:cstheme="majorBidi"/>
+      <w:rFonts/>
       <w:color w:val="000000" w:themeColor="text1"/>
     </w:rPr>
     <w:tblPr>
@@ -8488,7 +8341,7 @@
       <w:spacing w:after="0" w:line="240" w:lineRule="auto"/>
     </w:pPr>
     <w:rPr>
-      <w:rFonts w:asciiTheme="majorHAnsi" w:eastAsiaTheme="majorEastAsia" w:hAnsiTheme="majorHAnsi" w:cstheme="majorBidi"/>
+      <w:rFonts/>
       <w:color w:val="000000" w:themeColor="text1"/>
     </w:rPr>
     <w:tblPr>
@@ -8613,7 +8466,7 @@
       <w:spacing w:after="0" w:line="240" w:lineRule="auto"/>
     </w:pPr>
     <w:rPr>
-      <w:rFonts w:asciiTheme="majorHAnsi" w:eastAsiaTheme="majorEastAsia" w:hAnsiTheme="majorHAnsi" w:cstheme="majorBidi"/>
+      <w:rFonts/>
       <w:color w:val="000000" w:themeColor="text1"/>
     </w:rPr>
     <w:tblPr>
